--- a/Word Tables/Table_Sensitivity_Analysis_2.docx
+++ b/Word Tables/Table_Sensitivity_Analysis_2.docx
@@ -273,7 +273,7 @@
                 <w:rFonts w:ascii="Calibri" w:hAnsi="Calibri"/>
                 <w:sz w:val="20"/>
               </w:rPr>
-              <w:t xml:space="default">84</w:t>
+              <w:t xml:space="default">85</w:t>
             </w:r>
           </w:p>
         </w:tc>
@@ -326,7 +326,7 @@
                 <w:rFonts w:ascii="Calibri" w:hAnsi="Calibri"/>
                 <w:sz w:val="20"/>
               </w:rPr>
-              <w:t xml:space="default">105</w:t>
+              <w:t xml:space="default">107</w:t>
             </w:r>
           </w:p>
         </w:tc>
@@ -379,7 +379,7 @@
                 <w:rFonts w:ascii="Calibri" w:hAnsi="Calibri"/>
                 <w:sz w:val="20"/>
               </w:rPr>
-              <w:t xml:space="default">72</w:t>
+              <w:t xml:space="default">71</w:t>
             </w:r>
           </w:p>
         </w:tc>
@@ -432,7 +432,7 @@
                 <w:rFonts w:ascii="Calibri" w:hAnsi="Calibri"/>
                 <w:sz w:val="20"/>
               </w:rPr>
-              <w:t xml:space="default">95</w:t>
+              <w:t xml:space="default">93</w:t>
             </w:r>
           </w:p>
         </w:tc>
@@ -485,7 +485,7 @@
                 <w:rFonts w:ascii="Calibri" w:hAnsi="Calibri"/>
                 <w:sz w:val="20"/>
               </w:rPr>
-              <w:t xml:space="default">52.5%</w:t>
+              <w:t xml:space="default">53.5%</w:t>
             </w:r>
           </w:p>
         </w:tc>

--- a/Word Tables/Table_Sensitivity_Analysis_2.docx
+++ b/Word Tables/Table_Sensitivity_Analysis_2.docx
@@ -167,7 +167,7 @@
                 <w:rFonts w:ascii="Calibri" w:hAnsi="Calibri"/>
                 <w:sz w:val="20"/>
               </w:rPr>
-              <w:t xml:space="default">156</w:t>
+              <w:t xml:space="default">153</w:t>
             </w:r>
           </w:p>
         </w:tc>
@@ -220,7 +220,7 @@
                 <w:rFonts w:ascii="Calibri" w:hAnsi="Calibri"/>
                 <w:sz w:val="20"/>
               </w:rPr>
-              <w:t xml:space="default">200</w:t>
+              <w:t xml:space="default">196</w:t>
             </w:r>
           </w:p>
         </w:tc>
@@ -379,7 +379,7 @@
                 <w:rFonts w:ascii="Calibri" w:hAnsi="Calibri"/>
                 <w:sz w:val="20"/>
               </w:rPr>
-              <w:t xml:space="default">71</w:t>
+              <w:t xml:space="default">68</w:t>
             </w:r>
           </w:p>
         </w:tc>
@@ -432,7 +432,7 @@
                 <w:rFonts w:ascii="Calibri" w:hAnsi="Calibri"/>
                 <w:sz w:val="20"/>
               </w:rPr>
-              <w:t xml:space="default">93</w:t>
+              <w:t xml:space="default">89</w:t>
             </w:r>
           </w:p>
         </w:tc>
@@ -485,7 +485,7 @@
                 <w:rFonts w:ascii="Calibri" w:hAnsi="Calibri"/>
                 <w:sz w:val="20"/>
               </w:rPr>
-              <w:t xml:space="default">53.5%</w:t>
+              <w:t xml:space="default">54.6%</w:t>
             </w:r>
           </w:p>
         </w:tc>
